--- a/prosedurler/EMS.SA.TL.04.01. Supplier Survey, Audit, Approval and Scoring Instruction.docx
+++ b/prosedurler/EMS.SA.TL.04.01. Supplier Survey, Audit, Approval and Scoring Instruction.docx
@@ -32,7 +32,7 @@
           <w:sz w:val="24"/>
           <w:szCs w:val="24"/>
         </w:rPr>
-        <w:t xml:space="preserve">This instruction defines how suppliers are surveyed, audited, approved, listed, scored periodically and required to submit corrective action (8D) reports at Eroglu Knitting (EMS), so that the company works only with evaluated and approved suppliers of raw materials, semi-finished goods, trims, chemicals and services (TLM-SAT-01, TLM-SAT-04, TLM-TED-01, TLM-TED-02, TLM-TED-03).</w:t>
+        <w:t xml:space="preserve">This instruction defines how suppliers are surveyed, audited, approved, listed, scored periodically and required to submit corrective action (8D) reports at Eroglu Knitting (EMS), so that the company works only with evaluated and approved suppliers of raw materials, semi-finished goods, trims, chemicals and services (EMS.SA.TL.04.01, EMS.SA.TL.04.01, EMS.SA.TL.04.01, EMS.SA.TL.04.01, EMS.SA.TL.04.01).</w:t>
       </w:r>
     </w:p>
     <w:p>
@@ -623,7 +623,7 @@
           <w:sz w:val="24"/>
           <w:szCs w:val="24"/>
         </w:rPr>
-        <w:t xml:space="preserve">1.1. Send the Supplier Evaluation Form and questionnaire (FRM-SAT-01) to each candidate: legal status, capacity, quality system, certificates (ISO 9001, OEKO-TEX, GOTS, GRS, ZDHC and others as relevant), social compliance and references.</w:t>
+        <w:t xml:space="preserve">1.1. Send the Supplier Evaluation Form and questionnaire (EMS.SA.FRM.04.01) to each candidate: legal status, capacity, quality system, certificates (ISO 9001, OEKO-TEX, GOTS, GRS, ZDHC and others as relevant), social compliance and references.</w:t>
       </w:r>
     </w:p>
     <w:p>
@@ -744,7 +744,7 @@
           <w:sz w:val="24"/>
           <w:szCs w:val="24"/>
         </w:rPr>
-        <w:t xml:space="preserve">2.2. Enter the supplier in the Approved Supplier List (FRM-TED-01) with the product group, approval date, certificate validity dates and approval status (approved, conditional, suspended, blacklisted).</w:t>
+        <w:t xml:space="preserve">2.2. Enter the supplier in the Approved Supplier List (EMS.SA.FRM.04.05) with the product group, approval date, certificate validity dates and approval status (approved, conditional, suspended, blacklisted).</w:t>
       </w:r>
     </w:p>
     <w:p>
@@ -817,7 +817,7 @@
           <w:sz w:val="24"/>
           <w:szCs w:val="24"/>
         </w:rPr>
-        <w:t xml:space="preserve">3.1. Score every active supplier quarterly (critical suppliers) or at least annually on quality, delivery, compliance, price/service and responsiveness, using the supplier evaluation form (EMS.QA.FRM.07.19) and the Supplier Performance Form (FRM-SAT-04).</w:t>
+        <w:t xml:space="preserve">3.1. Score every active supplier quarterly (critical suppliers) or at least annually on quality, delivery, compliance, price/service and responsiveness, using the supplier evaluation form (EMS.QA.FRM.07.19) and the Supplier Performance Form (EMS.SA.FRM.04.04).</w:t>
       </w:r>
     </w:p>
     <w:p>
@@ -906,7 +906,7 @@
           <w:sz w:val="24"/>
           <w:szCs w:val="24"/>
         </w:rPr>
-        <w:t xml:space="preserve">4.1. When an incoming nonconformity, complaint or repeated delay occurs, the Quality Manager opens a Supplier CAPA Request (FRM-TED-02) and sends it to the supplier through Purchasing.</w:t>
+        <w:t xml:space="preserve">4.1. When an incoming nonconformity, complaint or repeated delay occurs, the Quality Manager opens a Supplier CAPA Request (EMS.SA.FRM.04.06) and sends it to the supplier through Purchasing.</w:t>
       </w:r>
     </w:p>
     <w:p>
@@ -1200,7 +1200,7 @@
           <w:sz w:val="24"/>
           <w:szCs w:val="24"/>
         </w:rPr>
-        <w:t xml:space="preserve">TLM-SAT-01, TLM-SAT-04, TLM-TED-01, TLM-TED-02, TLM-TED-03 (QMS)</w:t>
+        <w:t xml:space="preserve">EMS.SA.TL.04.01, EMS.SA.TL.04.01, EMS.SA.TL.04.01, EMS.SA.TL.04.01, EMS.SA.TL.04.01 (QMS)</w:t>
       </w:r>
     </w:p>
     <w:p>
@@ -1219,7 +1219,7 @@
           <w:sz w:val="24"/>
           <w:szCs w:val="24"/>
         </w:rPr>
-        <w:t xml:space="preserve">FRM-SAT-01 Supplier Evaluation Form; FRM-SAT-04 Supplier Performance Form</w:t>
+        <w:t xml:space="preserve">EMS.SA.FRM.04.01 Supplier Evaluation Form; EMS.SA.FRM.04.04 Supplier Performance Form</w:t>
       </w:r>
     </w:p>
     <w:p>
@@ -1238,7 +1238,7 @@
           <w:sz w:val="24"/>
           <w:szCs w:val="24"/>
         </w:rPr>
-        <w:t xml:space="preserve">FRM-TED-01 Approved Supplier List; FRM-TED-02 Supplier CAPA Request</w:t>
+        <w:t xml:space="preserve">EMS.SA.FRM.04.05 Approved Supplier List; EMS.SA.FRM.04.06 Supplier CAPA Request</w:t>
       </w:r>
     </w:p>
     <w:p>
@@ -1473,7 +1473,7 @@
           <w:sz w:val="24"/>
           <w:szCs w:val="24"/>
         </w:rPr>
-        <w:t xml:space="preserve">تحدد هذه التعليمات كيفية استبيان الموردين وتدقيقهم واعتمادهم وإدراجهم في القائمة وتقييمهم دوريًا ومطالبتهم بتقديم تقارير الإجراءات التصحيحية (8D) في شركة Eroglu Knitting (EMS)، بحيث تتعامل الشركة فقط مع موردين مقيَّمين ومعتمدين للمواد الخام والمنتجات نصف المصنعة والإكسسوارات والمواد الكيميائية والخدمات (TLM-SAT-01 وTLM-SAT-04 وTLM-TED-01 وTLM-TED-02 وTLM-TED-03).</w:t>
+        <w:t xml:space="preserve">تحدد هذه التعليمات كيفية استبيان الموردين وتدقيقهم واعتمادهم وإدراجهم في القائمة وتقييمهم دوريًا ومطالبتهم بتقديم تقارير الإجراءات التصحيحية (8D) في شركة Eroglu Knitting (EMS)، بحيث تتعامل الشركة فقط مع موردين مقيَّمين ومعتمدين للمواد الخام والمنتجات نصف المصنعة والإكسسوارات والمواد الكيميائية والخدمات (EMS.SA.TL.04.01 وTLM-SAT-04 وTLM-TED-01 وTLM-TED-02 وTLM-TED-03).</w:t>
       </w:r>
     </w:p>
     <w:p>
@@ -2134,7 +2134,7 @@
           <w:sz w:val="24"/>
           <w:szCs w:val="24"/>
         </w:rPr>
-        <w:t xml:space="preserve">1.1. أرسل نموذج تقييم المورد والاستبيان (FRM-SAT-01) إلى كل مرشح: الوضع القانوني والطاقة الإنتاجية ونظام الجودة والشهادات (ISO 9001 وOEKO-TEX وGOTS وGRS وZDHC وغيرها بحسب الصلة) والامتثال الاجتماعي والمراجع.</w:t>
+        <w:t xml:space="preserve">1.1. أرسل نموذج تقييم المورد والاستبيان (EMS.SA.FRM.04.01) إلى كل مرشح: الوضع القانوني والطاقة الإنتاجية ونظام الجودة والشهادات (ISO 9001 وOEKO-TEX وGOTS وGRS وZDHC وغيرها بحسب الصلة) والامتثال الاجتماعي والمراجع.</w:t>
       </w:r>
     </w:p>
     <w:p>
@@ -2270,7 +2270,7 @@
           <w:sz w:val="24"/>
           <w:szCs w:val="24"/>
         </w:rPr>
-        <w:t xml:space="preserve">2.2. أدرج المورد في قائمة الموردين المعتمدين (FRM-TED-01) مع مجموعة المنتجات وتاريخ الاعتماد وتواريخ سريان الشهادات وحالة الاعتماد (معتمد، مشروط، معلّق، في القائمة السوداء).</w:t>
+        <w:t xml:space="preserve">2.2. أدرج المورد في قائمة الموردين المعتمدين (EMS.SA.FRM.04.05) مع مجموعة المنتجات وتاريخ الاعتماد وتواريخ سريان الشهادات وحالة الاعتماد (معتمد، مشروط، معلّق، في القائمة السوداء).</w:t>
       </w:r>
     </w:p>
     <w:p>
@@ -2352,7 +2352,7 @@
           <w:sz w:val="24"/>
           <w:szCs w:val="24"/>
         </w:rPr>
-        <w:t xml:space="preserve">3.1. قيّم كل مورد نشط بالدرجات كل ربع سنة (الموردون الحرجون) أو سنويًا على الأقل في الجودة والتسليم والامتثال والسعر/الخدمة والاستجابة، باستخدام نموذج تقييم المورد (EMS.QA.FRM.07.19) ونموذج أداء المورد (FRM-SAT-04).</w:t>
+        <w:t xml:space="preserve">3.1. قيّم كل مورد نشط بالدرجات كل ربع سنة (الموردون الحرجون) أو سنويًا على الأقل في الجودة والتسليم والامتثال والسعر/الخدمة والاستجابة، باستخدام نموذج تقييم المورد (EMS.QA.FRM.07.19) ونموذج أداء المورد (EMS.SA.FRM.04.04).</w:t>
       </w:r>
     </w:p>
     <w:p>
@@ -2452,7 +2452,7 @@
           <w:sz w:val="24"/>
           <w:szCs w:val="24"/>
         </w:rPr>
-        <w:t xml:space="preserve">4.1. عند حدوث عدم مطابقة وارد أو شكوى أو تأخير متكرر، يفتح مدير الجودة طلب إجراء تصحيحي للمورد (FRM-TED-02) ويرسله إلى المورد عبر المشتريات.</w:t>
+        <w:t xml:space="preserve">4.1. عند حدوث عدم مطابقة وارد أو شكوى أو تأخير متكرر، يفتح مدير الجودة طلب إجراء تصحيحي للمورد (EMS.SA.FRM.04.06) ويرسله إلى المورد عبر المشتريات.</w:t>
       </w:r>
     </w:p>
     <w:p>
@@ -2779,7 +2779,7 @@
           <w:sz w:val="24"/>
           <w:szCs w:val="24"/>
         </w:rPr>
-        <w:t xml:space="preserve">TLM-SAT-01 وTLM-SAT-04 وTLM-TED-01 وTLM-TED-02 وTLM-TED-03 (QMS)</w:t>
+        <w:t xml:space="preserve">EMS.SA.TL.04.01 وTLM-SAT-04 وTLM-TED-01 وTLM-TED-02 وTLM-TED-03 (QMS)</w:t>
       </w:r>
     </w:p>
     <w:p>
@@ -2800,7 +2800,7 @@
           <w:sz w:val="24"/>
           <w:szCs w:val="24"/>
         </w:rPr>
-        <w:t xml:space="preserve">FRM-SAT-01 نموذج تقييم المورد؛ FRM-SAT-04 نموذج أداء المورد</w:t>
+        <w:t xml:space="preserve">EMS.SA.FRM.04.01 نموذج تقييم المورد؛ EMS.SA.FRM.04.04 نموذج أداء المورد</w:t>
       </w:r>
     </w:p>
     <w:p>
@@ -2821,7 +2821,7 @@
           <w:sz w:val="24"/>
           <w:szCs w:val="24"/>
         </w:rPr>
-        <w:t xml:space="preserve">FRM-TED-01 قائمة الموردين المعتمدين؛ FRM-TED-02 طلب إجراء تصحيحي للمورد</w:t>
+        <w:t xml:space="preserve">EMS.SA.FRM.04.05 قائمة الموردين المعتمدين؛ EMS.SA.FRM.04.06 طلب إجراء تصحيحي للمورد</w:t>
       </w:r>
     </w:p>
     <w:p>

--- a/prosedurler/EMS.SA.TL.04.01. Supplier Survey, Audit, Approval and Scoring Instruction.docx
+++ b/prosedurler/EMS.SA.TL.04.01. Supplier Survey, Audit, Approval and Scoring Instruction.docx
@@ -1473,7 +1473,7 @@
           <w:sz w:val="24"/>
           <w:szCs w:val="24"/>
         </w:rPr>
-        <w:t xml:space="preserve">تحدد هذه التعليمات كيفية استبيان الموردين وتدقيقهم واعتمادهم وإدراجهم في القائمة وتقييمهم دوريًا ومطالبتهم بتقديم تقارير الإجراءات التصحيحية (8D) في شركة Eroglu Knitting (EMS)، بحيث تتعامل الشركة فقط مع موردين مقيَّمين ومعتمدين للمواد الخام والمنتجات نصف المصنعة والإكسسوارات والمواد الكيميائية والخدمات (EMS.SA.TL.04.01 وTLM-SAT-04 وTLM-TED-01 وTLM-TED-02 وTLM-TED-03).</w:t>
+        <w:t xml:space="preserve">تحدد هذه التعليمات كيفية استبيان الموردين وتدقيقهم واعتمادهم وإدراجهم في القائمة وتقييمهم دوريًا ومطالبتهم بتقديم تقارير الإجراءات التصحيحية (8D) في شركة Eroglu Knitting (EMS)، بحيث تتعامل الشركة فقط مع موردين مقيَّمين ومعتمدين للمواد الخام والمنتجات نصف المصنعة والإكسسوارات والمواد الكيميائية والخدمات (EMS.SA.TL.04.01 وEMS.SA.TL.04.01 وEMS.SA.TL.04.01 وEMS.SA.TL.04.01 وEMS.SA.TL.04.01).</w:t>
       </w:r>
     </w:p>
     <w:p>
@@ -2779,7 +2779,7 @@
           <w:sz w:val="24"/>
           <w:szCs w:val="24"/>
         </w:rPr>
-        <w:t xml:space="preserve">EMS.SA.TL.04.01 وTLM-SAT-04 وTLM-TED-01 وTLM-TED-02 وTLM-TED-03 (QMS)</w:t>
+        <w:t xml:space="preserve">EMS.SA.TL.04.01 وEMS.SA.TL.04.01 وEMS.SA.TL.04.01 وEMS.SA.TL.04.01 وEMS.SA.TL.04.01 (QMS)</w:t>
       </w:r>
     </w:p>
     <w:p>
